--- a/policies/build/preview_hco/HCO.HRM.1_v2_preview.docx
+++ b/policies/build/preview_hco/HCO.HRM.1_v2_preview.docx
@@ -773,7 +773,7 @@
           <w:sz w:val="22"/>
           <w:szCs w:val="22"/>
         </w:rPr>
-        <w:t xml:space="preserve">Boundaries: do not copy SHCO equivalent-chapter wording (including the already-deployed SHCO 3rd Edition HRM chapter). Do not overwrite HCO AAC, COP, MOM, PRE, IPC, PSQ, ROM or FMS policies. Spell out abbreviations on first use in training materials. OE counts/levels/asterisks stay with the official portal Standards PDF. Method notes come from the Guidebook Interpretation paragraphs (scanned PDF; no text layer, transcribed and verified against rendered page images — see policies/source/hco6_hrm_chapter_notes.md).</w:t>
+        <w:t xml:space="preserve">Boundaries: do not overwrite HCO AAC, COP, MOM, PRE, IPC, PSQ, ROM or FMS policies. Spell out abbreviations on first use in training materials. OE counts/levels/asterisks stay with the official portal Standards PDF. Method notes come from the Guidebook Interpretation paragraphs (scanned PDF; no text layer, transcribed and verified against rendered page images — see policies/source/hco6_hrm_chapter_notes.md).</w:t>
       </w:r>
     </w:p>
     <w:p>
@@ -827,7 +827,7 @@
           <w:sz w:val="22"/>
           <w:szCs w:val="22"/>
         </w:rPr>
-        <w:t xml:space="preserve">1. Do not skip: Human resource planning supports the organisation’s current and future ability to meet the care, treatment ...</w:t>
+        <w:t xml:space="preserve">1. Do not skip: Human resource planning supports the organisation’s current and future ability to meet the care, treatment...</w:t>
       </w:r>
     </w:p>
     <w:p>
@@ -839,7 +839,7 @@
           <w:sz w:val="22"/>
           <w:szCs w:val="22"/>
         </w:rPr>
-        <w:t xml:space="preserve">2. Do not skip: The organisation maintains an adequate number and mix of staff to meet the care, treatment and service need...</w:t>
+        <w:t xml:space="preserve">2. Do not skip: The organisation maintains an adequate number and mix of staff to meet the care, treatment and service needs...</w:t>
       </w:r>
     </w:p>
     <w:p>
@@ -851,7 +851,7 @@
           <w:sz w:val="22"/>
           <w:szCs w:val="22"/>
         </w:rPr>
-        <w:t xml:space="preserve">3. Do not skip: The organisation has contingency plans to manage long and short-term workforce shortages, including unplann...</w:t>
+        <w:t xml:space="preserve">3. Do not skip: The organisation has contingency plans to manage long and short-term workforce shortages, including unplanned...</w:t>
       </w:r>
     </w:p>
     <w:p>
@@ -929,7 +929,7 @@
         <w:spacing w:after="100" w:before="220"/>
       </w:pPr>
       <w:r>
-        <w:t xml:space="preserve">5.1 Human resource planning supports the organisation’s current and futur...</w:t>
+        <w:t xml:space="preserve">5.1 Human resource planning supports the organisation’s current and future...</w:t>
       </w:r>
     </w:p>
     <w:p>
@@ -974,7 +974,7 @@
         <w:spacing w:after="100" w:before="220"/>
       </w:pPr>
       <w:r>
-        <w:t xml:space="preserve">5.2 The organisation maintains an adequate number and mix of staff to mee...</w:t>
+        <w:t xml:space="preserve">5.2 The organisation maintains an adequate number and mix of staff to meet...</w:t>
       </w:r>
     </w:p>
     <w:p>
@@ -1043,7 +1043,7 @@
         <w:spacing w:after="100" w:before="220"/>
       </w:pPr>
       <w:r>
-        <w:t xml:space="preserve">5.3 The organisation has contingency plans to manage long and short-term ...</w:t>
+        <w:t xml:space="preserve">5.3 The organisation has contingency plans to manage long and short-term...</w:t>
       </w:r>
     </w:p>
     <w:p>
@@ -1088,7 +1088,7 @@
         <w:spacing w:after="100" w:before="220"/>
       </w:pPr>
       <w:r>
-        <w:t xml:space="preserve">5.4 The job specification and job description are defined for each catego...</w:t>
+        <w:t xml:space="preserve">5.4 The job specification and job description are defined for each category...</w:t>
       </w:r>
     </w:p>
     <w:p>
@@ -1235,7 +1235,7 @@
         <w:spacing w:after="100" w:before="220"/>
       </w:pPr>
       <w:r>
-        <w:t xml:space="preserve">5.7 Exit interviews are conducted and used as a tool to improve human res...</w:t>
+        <w:t xml:space="preserve">5.7 Exit interviews are conducted and used as a tool to improve human...</w:t>
       </w:r>
     </w:p>
     <w:p>
@@ -1281,6 +1281,20 @@
       </w:pPr>
       <w:r>
         <w:t xml:space="preserve">6. Governance and responsibility</w:t>
+      </w:r>
+    </w:p>
+    <w:p>
+      <w:pPr>
+        <w:spacing w:after="20" w:before="100"/>
+      </w:pPr>
+      <w:r>
+        <w:rPr>
+          <w:b/>
+          <w:bCs/>
+          <w:sz w:val="22"/>
+          <w:szCs w:val="22"/>
+        </w:rPr>
+        <w:t xml:space="preserve">Medical Superintendent</w:t>
       </w:r>
     </w:p>
     <w:p>
@@ -1297,7 +1311,21 @@
           <w:sz w:val="22"/>
           <w:szCs w:val="22"/>
         </w:rPr>
-        <w:t xml:space="preserve">Medical Superintendent</w:t>
+        <w:t xml:space="preserve">Accountable that HRM.1 is resourced and followed.</w:t>
+      </w:r>
+    </w:p>
+    <w:p>
+      <w:pPr>
+        <w:spacing w:after="20" w:before="100"/>
+      </w:pPr>
+      <w:r>
+        <w:rPr>
+          <w:b/>
+          <w:bCs/>
+          <w:sz w:val="22"/>
+          <w:szCs w:val="22"/>
+        </w:rPr>
+        <w:t xml:space="preserve">HR In-Charge / Personnel Officer</w:t>
       </w:r>
     </w:p>
     <w:p>
@@ -1314,7 +1342,21 @@
           <w:sz w:val="22"/>
           <w:szCs w:val="22"/>
         </w:rPr>
-        <w:t xml:space="preserve">Accountable that HRM.1 is resourced and followed.</w:t>
+        <w:t xml:space="preserve">Owns day-to-day implementation and records for this standard.</w:t>
+      </w:r>
+    </w:p>
+    <w:p>
+      <w:pPr>
+        <w:spacing w:after="20" w:before="100"/>
+      </w:pPr>
+      <w:r>
+        <w:rPr>
+          <w:b/>
+          <w:bCs/>
+          <w:sz w:val="22"/>
+          <w:szCs w:val="22"/>
+        </w:rPr>
+        <w:t xml:space="preserve">Quality Coordinator</w:t>
       </w:r>
     </w:p>
     <w:p>
@@ -1331,7 +1373,21 @@
           <w:sz w:val="22"/>
           <w:szCs w:val="22"/>
         </w:rPr>
-        <w:t xml:space="preserve">HR In-Charge / Personnel Officer</w:t>
+        <w:t xml:space="preserve">Audits this policy «quarterly»; holds training acknowledgements.</w:t>
+      </w:r>
+    </w:p>
+    <w:p>
+      <w:pPr>
+        <w:spacing w:after="20" w:before="100"/>
+      </w:pPr>
+      <w:r>
+        <w:rPr>
+          <w:b/>
+          <w:bCs/>
+          <w:sz w:val="22"/>
+          <w:szCs w:val="22"/>
+        </w:rPr>
+        <w:t xml:space="preserve">departmental leaders</w:t>
       </w:r>
     </w:p>
     <w:p>
@@ -1348,7 +1404,28 @@
           <w:sz w:val="22"/>
           <w:szCs w:val="22"/>
         </w:rPr>
-        <w:t xml:space="preserve">Owns day-to-day implementation and records for this standard.</w:t>
+        <w:t xml:space="preserve">Run the department-level duties this standard names.</w:t>
+      </w:r>
+    </w:p>
+    <w:p>
+      <w:pPr>
+        <w:pStyle w:val="Heading1"/>
+        <w:spacing w:after="120" w:before="280"/>
+      </w:pPr>
+      <w:r>
+        <w:t xml:space="preserve">7. Quality monitoring (RCA → CAPA)</w:t>
+      </w:r>
+    </w:p>
+    <w:p>
+      <w:pPr>
+        <w:spacing w:after="140"/>
+      </w:pPr>
+      <w:r>
+        <w:rPr>
+          <w:sz w:val="22"/>
+          <w:szCs w:val="22"/>
+        </w:rPr>
+        <w:t xml:space="preserve">The Quality Coordinator audits this policy «quarterly». The audit reviews:</w:t>
       </w:r>
     </w:p>
     <w:p>
@@ -1365,7 +1442,7 @@
           <w:sz w:val="22"/>
           <w:szCs w:val="22"/>
         </w:rPr>
-        <w:t xml:space="preserve">Quality Coordinator</w:t>
+        <w:t xml:space="preserve">Records for a sample of this standard's objective elements, checked against the What-we-do steps.</w:t>
       </w:r>
     </w:p>
     <w:p>
@@ -1382,7 +1459,7 @@
           <w:sz w:val="22"/>
           <w:szCs w:val="22"/>
         </w:rPr>
-        <w:t xml:space="preserve">Audits this policy «quarterly»; holds training acknowledgements.</w:t>
+        <w:t xml:space="preserve">Documentary evidence is on file for each asterisked objective element in the sample.</w:t>
       </w:r>
     </w:p>
     <w:p>
@@ -1399,7 +1476,7 @@
           <w:sz w:val="22"/>
           <w:szCs w:val="22"/>
         </w:rPr>
-        <w:t xml:space="preserve">departmental leaders</w:t>
+        <w:t xml:space="preserve">CORE objective elements show no critical gaps in the sample.</w:t>
       </w:r>
     </w:p>
     <w:p>
@@ -1416,108 +1493,19 @@
           <w:sz w:val="22"/>
           <w:szCs w:val="22"/>
         </w:rPr>
-        <w:t xml:space="preserve">Run the department-level duties this standard names.</w:t>
-      </w:r>
-    </w:p>
-    <w:p>
-      <w:pPr>
-        <w:pStyle w:val="Heading1"/>
-        <w:spacing w:after="120" w:before="280"/>
-      </w:pPr>
-      <w:r>
-        <w:t xml:space="preserve">7. Quality monitoring (RCA → CAPA)</w:t>
-      </w:r>
-    </w:p>
-    <w:p>
-      <w:pPr>
-        <w:spacing w:after="140"/>
-      </w:pPr>
-      <w:r>
-        <w:rPr>
-          <w:sz w:val="22"/>
-          <w:szCs w:val="22"/>
-        </w:rPr>
-        <w:t xml:space="preserve">The Quality Coordinator audits this policy «quarterly».</w:t>
-      </w:r>
-    </w:p>
-    <w:p>
-      <w:pPr>
-        <w:spacing w:after="140"/>
-      </w:pPr>
-      <w:r>
-        <w:rPr>
-          <w:sz w:val="22"/>
-          <w:szCs w:val="22"/>
-        </w:rPr>
-        <w:t xml:space="preserve">What is monitored each quarter:</w:t>
-      </w:r>
-    </w:p>
-    <w:p>
-      <w:pPr>
-        <w:pStyle w:val="ListParagraph"/>
-        <w:numPr>
-          <w:ilvl w:val="0"/>
-          <w:numId w:val="1"/>
-        </w:numPr>
-        <w:spacing w:after="60"/>
-      </w:pPr>
-      <w:r>
-        <w:rPr>
-          <w:sz w:val="22"/>
-          <w:szCs w:val="22"/>
-        </w:rPr>
-        <w:t xml:space="preserve">Sample of records for each OE HRM.1.a–g.</w:t>
-      </w:r>
-    </w:p>
-    <w:p>
-      <w:pPr>
-        <w:pStyle w:val="ListParagraph"/>
-        <w:numPr>
-          <w:ilvl w:val="0"/>
-          <w:numId w:val="1"/>
-        </w:numPr>
-        <w:spacing w:after="60"/>
-      </w:pPr>
-      <w:r>
-        <w:rPr>
-          <w:sz w:val="22"/>
-          <w:szCs w:val="22"/>
-        </w:rPr>
-        <w:t xml:space="preserve">Asterisked elements (bf) have document evidence as required.</w:t>
-      </w:r>
-    </w:p>
-    <w:p>
-      <w:pPr>
-        <w:pStyle w:val="ListParagraph"/>
-        <w:numPr>
-          <w:ilvl w:val="0"/>
-          <w:numId w:val="1"/>
-        </w:numPr>
-        <w:spacing w:after="60"/>
-      </w:pPr>
-      <w:r>
-        <w:rPr>
-          <w:sz w:val="22"/>
-          <w:szCs w:val="22"/>
-        </w:rPr>
-        <w:t xml:space="preserve">CORE elements (b) show no critical gaps in the sample.</w:t>
-      </w:r>
-    </w:p>
-    <w:p>
-      <w:pPr>
-        <w:pStyle w:val="ListParagraph"/>
-        <w:numPr>
-          <w:ilvl w:val="0"/>
-          <w:numId w:val="1"/>
-        </w:numPr>
-        <w:spacing w:after="60"/>
-      </w:pPr>
-      <w:r>
-        <w:rPr>
-          <w:sz w:val="22"/>
-          <w:szCs w:val="22"/>
-        </w:rPr>
         <w:t xml:space="preserve">Stop-work events (if any) are logged with outcome.</w:t>
+      </w:r>
+    </w:p>
+    <w:p>
+      <w:pPr>
+        <w:spacing w:after="140"/>
+      </w:pPr>
+      <w:r>
+        <w:rPr>
+          <w:sz w:val="22"/>
+          <w:szCs w:val="22"/>
+        </w:rPr>
+        <w:t xml:space="preserve">Root-cause analysis is required when a gap found in this audit remains open beyond «90 days».</w:t>
       </w:r>
     </w:p>
     <w:p>
@@ -3264,7 +3252,7 @@
           <w:sz w:val="22"/>
           <w:szCs w:val="22"/>
         </w:rPr>
-        <w:t xml:space="preserve">Records showing HRM.1.a was followed for sampled cases.</w:t>
+        <w:t xml:space="preserve">Annual workforce plan comparing current and projected staffing against services and patient volume.</w:t>
       </w:r>
     </w:p>
     <w:p>
@@ -3281,7 +3269,7 @@
           <w:sz w:val="22"/>
           <w:szCs w:val="22"/>
         </w:rPr>
-        <w:t xml:space="preserve">Written guidance / protocol referenced for this element (where required).</w:t>
+        <w:t xml:space="preserve">Department-head input record into the plan.</w:t>
       </w:r>
     </w:p>
     <w:p>
@@ -3298,7 +3286,7 @@
           <w:sz w:val="22"/>
           <w:szCs w:val="22"/>
         </w:rPr>
-        <w:t xml:space="preserve">Audit sample notes for HRM.1.a reviewed «quarterly».</w:t>
+        <w:t xml:space="preserve">Corrective-action record for a variance found during the year.</w:t>
       </w:r>
     </w:p>
     <w:p>
@@ -3324,7 +3312,7 @@
           <w:sz w:val="22"/>
           <w:szCs w:val="22"/>
         </w:rPr>
-        <w:t xml:space="preserve">Records showing HRM.1.b was followed for sampled cases.</w:t>
+        <w:t xml:space="preserve">Sanctioned-versus-actual staffing comparison record by department.</w:t>
       </w:r>
     </w:p>
     <w:p>
@@ -3341,7 +3329,7 @@
           <w:sz w:val="22"/>
           <w:szCs w:val="22"/>
         </w:rPr>
-        <w:t xml:space="preserve">Written guidance / protocol referenced for this element (where required).</w:t>
+        <w:t xml:space="preserve">Staffing-norm reference used (for example the WHO WISN method for nursing).</w:t>
       </w:r>
     </w:p>
     <w:p>
@@ -3358,7 +3346,16 @@
           <w:sz w:val="22"/>
           <w:szCs w:val="22"/>
         </w:rPr>
-        <w:t xml:space="preserve">Audit sample notes for HRM.1.b reviewed «quarterly».</w:t>
+        <w:t xml:space="preserve">Escalation record for an unresolved shortfall.</w:t>
+      </w:r>
+    </w:p>
+    <w:p>
+      <w:pPr>
+        <w:pStyle w:val="Heading2"/>
+        <w:spacing w:after="100" w:before="220"/>
+      </w:pPr>
+      <w:r>
+        <w:t xml:space="preserve">HRM.1.c — The organisation has contingency plans to manage long and short-term workforce shortages, including unplanned shortages.</w:t>
       </w:r>
     </w:p>
     <w:p>
@@ -3375,7 +3372,7 @@
           <w:sz w:val="22"/>
           <w:szCs w:val="22"/>
         </w:rPr>
-        <w:t xml:space="preserve">Documented evidence specifically required by the asterisked objective element.</w:t>
+        <w:t xml:space="preserve">Written contingency plan for long- and short-term workforce shortages, including unplanned shortages.</w:t>
       </w:r>
     </w:p>
     <w:p>
@@ -3392,16 +3389,7 @@
           <w:sz w:val="22"/>
           <w:szCs w:val="22"/>
         </w:rPr>
-        <w:t xml:space="preserve">CORE-element sample with no critical gaps in the quarter under review.</w:t>
-      </w:r>
-    </w:p>
-    <w:p>
-      <w:pPr>
-        <w:pStyle w:val="Heading2"/>
-        <w:spacing w:after="100" w:before="220"/>
-      </w:pPr>
-      <w:r>
-        <w:t xml:space="preserve">HRM.1.c — The organisation has contingency plans to manage long and short-term workforce shortages, including unplanned shortages.</w:t>
+        <w:t xml:space="preserve">Shortage-event log with cause, measure used and outcome.</w:t>
       </w:r>
     </w:p>
     <w:p>
@@ -3418,7 +3406,16 @@
           <w:sz w:val="22"/>
           <w:szCs w:val="22"/>
         </w:rPr>
-        <w:t xml:space="preserve">Records showing HRM.1.c was followed for sampled cases.</w:t>
+        <w:t xml:space="preserve">Test record of the contingency plan, at least twice a year.</w:t>
+      </w:r>
+    </w:p>
+    <w:p>
+      <w:pPr>
+        <w:pStyle w:val="Heading2"/>
+        <w:spacing w:after="100" w:before="220"/>
+      </w:pPr>
+      <w:r>
+        <w:t xml:space="preserve">HRM.1.d — The job specification and job description are defined for each category of staff.</w:t>
       </w:r>
     </w:p>
     <w:p>
@@ -3435,7 +3432,7 @@
           <w:sz w:val="22"/>
           <w:szCs w:val="22"/>
         </w:rPr>
-        <w:t xml:space="preserve">Written guidance / protocol referenced for this element (where required).</w:t>
+        <w:t xml:space="preserve">Job description on file for each staff category, including qualification, skill and experience requirements.</w:t>
       </w:r>
     </w:p>
     <w:p>
@@ -3452,16 +3449,7 @@
           <w:sz w:val="22"/>
           <w:szCs w:val="22"/>
         </w:rPr>
-        <w:t xml:space="preserve">Audit sample notes for HRM.1.c reviewed «quarterly».</w:t>
-      </w:r>
-    </w:p>
-    <w:p>
-      <w:pPr>
-        <w:pStyle w:val="Heading2"/>
-        <w:spacing w:after="100" w:before="220"/>
-      </w:pPr>
-      <w:r>
-        <w:t xml:space="preserve">HRM.1.d — The job specification and job description are defined for each category of staff.</w:t>
+        <w:t xml:space="preserve">Signed acknowledgement record from a new hire receiving their job description.</w:t>
       </w:r>
     </w:p>
     <w:p>
@@ -3478,7 +3466,16 @@
           <w:sz w:val="22"/>
           <w:szCs w:val="22"/>
         </w:rPr>
-        <w:t xml:space="preserve">Records showing HRM.1.d was followed for sampled cases.</w:t>
+        <w:t xml:space="preserve">Minimum-qualification exemption record, where applicable.</w:t>
+      </w:r>
+    </w:p>
+    <w:p>
+      <w:pPr>
+        <w:pStyle w:val="Heading2"/>
+        <w:spacing w:after="100" w:before="220"/>
+      </w:pPr>
+      <w:r>
+        <w:t xml:space="preserve">HRM.1.e — The organisation performs a background check of new staff.</w:t>
       </w:r>
     </w:p>
     <w:p>
@@ -3495,7 +3492,7 @@
           <w:sz w:val="22"/>
           <w:szCs w:val="22"/>
         </w:rPr>
-        <w:t xml:space="preserve">Written guidance / protocol referenced for this element (where required).</w:t>
+        <w:t xml:space="preserve">Background-check register recording method, date and outcome per new hire.</w:t>
       </w:r>
     </w:p>
     <w:p>
@@ -3512,16 +3509,7 @@
           <w:sz w:val="22"/>
           <w:szCs w:val="22"/>
         </w:rPr>
-        <w:t xml:space="preserve">Audit sample notes for HRM.1.d reviewed «quarterly».</w:t>
-      </w:r>
-    </w:p>
-    <w:p>
-      <w:pPr>
-        <w:pStyle w:val="Heading2"/>
-        <w:spacing w:after="100" w:before="220"/>
-      </w:pPr>
-      <w:r>
-        <w:t xml:space="preserve">HRM.1.e — The organisation performs a background check of new staff.</w:t>
+        <w:t xml:space="preserve">Completion record before or within one month of joining.</w:t>
       </w:r>
     </w:p>
     <w:p>
@@ -3538,7 +3526,16 @@
           <w:sz w:val="22"/>
           <w:szCs w:val="22"/>
         </w:rPr>
-        <w:t xml:space="preserve">Records showing HRM.1.e was followed for sampled cases.</w:t>
+        <w:t xml:space="preserve">Escalation record for any staff member with no background check on file.</w:t>
+      </w:r>
+    </w:p>
+    <w:p>
+      <w:pPr>
+        <w:pStyle w:val="Heading2"/>
+        <w:spacing w:after="100" w:before="220"/>
+      </w:pPr>
+      <w:r>
+        <w:t xml:space="preserve">HRM.1.f — Reporting relationships are defined for each category of staff.</w:t>
       </w:r>
     </w:p>
     <w:p>
@@ -3555,7 +3552,7 @@
           <w:sz w:val="22"/>
           <w:szCs w:val="22"/>
         </w:rPr>
-        <w:t xml:space="preserve">Written guidance / protocol referenced for this element (where required).</w:t>
+        <w:t xml:space="preserve">Current organisation structure or chart showing hierarchy and reporting lines.</w:t>
       </w:r>
     </w:p>
     <w:p>
@@ -3572,16 +3569,7 @@
           <w:sz w:val="22"/>
           <w:szCs w:val="22"/>
         </w:rPr>
-        <w:t xml:space="preserve">Audit sample notes for HRM.1.e reviewed «quarterly».</w:t>
-      </w:r>
-    </w:p>
-    <w:p>
-      <w:pPr>
-        <w:pStyle w:val="Heading2"/>
-        <w:spacing w:after="100" w:before="220"/>
-      </w:pPr>
-      <w:r>
-        <w:t xml:space="preserve">HRM.1.f — Reporting relationships are defined for each category of staff.</w:t>
+        <w:t xml:space="preserve">Department- or service-level reporting-relationship record.</w:t>
       </w:r>
     </w:p>
     <w:p>
@@ -3598,7 +3586,16 @@
           <w:sz w:val="22"/>
           <w:szCs w:val="22"/>
         </w:rPr>
-        <w:t xml:space="preserve">Records showing HRM.1.f was followed for sampled cases.</w:t>
+        <w:t xml:space="preserve">Dissemination record to stakeholders.</w:t>
+      </w:r>
+    </w:p>
+    <w:p>
+      <w:pPr>
+        <w:pStyle w:val="Heading2"/>
+        <w:spacing w:after="100" w:before="220"/>
+      </w:pPr>
+      <w:r>
+        <w:t xml:space="preserve">HRM.1.g — Exit interviews are conducted and used as a tool to improve human resource practices.</w:t>
       </w:r>
     </w:p>
     <w:p>
@@ -3615,7 +3612,7 @@
           <w:sz w:val="22"/>
           <w:szCs w:val="22"/>
         </w:rPr>
-        <w:t xml:space="preserve">Written guidance / protocol referenced for this element (where required).</w:t>
+        <w:t xml:space="preserve">Completed exit-interview record for a departing staff member.</w:t>
       </w:r>
     </w:p>
     <w:p>
@@ -3632,7 +3629,7 @@
           <w:sz w:val="22"/>
           <w:szCs w:val="22"/>
         </w:rPr>
-        <w:t xml:space="preserve">Audit sample notes for HRM.1.f reviewed «quarterly».</w:t>
+        <w:t xml:space="preserve">Quarterly trend report compiled from exit interviews.</w:t>
       </w:r>
     </w:p>
     <w:p>
@@ -3649,67 +3646,7 @@
           <w:sz w:val="22"/>
           <w:szCs w:val="22"/>
         </w:rPr>
-        <w:t xml:space="preserve">Documented evidence specifically required by the asterisked objective element.</w:t>
-      </w:r>
-    </w:p>
-    <w:p>
-      <w:pPr>
-        <w:pStyle w:val="Heading2"/>
-        <w:spacing w:after="100" w:before="220"/>
-      </w:pPr>
-      <w:r>
-        <w:t xml:space="preserve">HRM.1.g — Exit interviews are conducted and used as a tool to improve human resource practices.</w:t>
-      </w:r>
-    </w:p>
-    <w:p>
-      <w:pPr>
-        <w:pStyle w:val="ListParagraph"/>
-        <w:numPr>
-          <w:ilvl w:val="0"/>
-          <w:numId w:val="1"/>
-        </w:numPr>
-        <w:spacing w:after="60"/>
-      </w:pPr>
-      <w:r>
-        <w:rPr>
-          <w:sz w:val="22"/>
-          <w:szCs w:val="22"/>
-        </w:rPr>
-        <w:t xml:space="preserve">Records showing HRM.1.g was followed for sampled cases.</w:t>
-      </w:r>
-    </w:p>
-    <w:p>
-      <w:pPr>
-        <w:pStyle w:val="ListParagraph"/>
-        <w:numPr>
-          <w:ilvl w:val="0"/>
-          <w:numId w:val="1"/>
-        </w:numPr>
-        <w:spacing w:after="60"/>
-      </w:pPr>
-      <w:r>
-        <w:rPr>
-          <w:sz w:val="22"/>
-          <w:szCs w:val="22"/>
-        </w:rPr>
-        <w:t xml:space="preserve">Written guidance / protocol referenced for this element (where required).</w:t>
-      </w:r>
-    </w:p>
-    <w:p>
-      <w:pPr>
-        <w:pStyle w:val="ListParagraph"/>
-        <w:numPr>
-          <w:ilvl w:val="0"/>
-          <w:numId w:val="1"/>
-        </w:numPr>
-        <w:spacing w:after="60"/>
-      </w:pPr>
-      <w:r>
-        <w:rPr>
-          <w:sz w:val="22"/>
-          <w:szCs w:val="22"/>
-        </w:rPr>
-        <w:t xml:space="preserve">Audit sample notes for HRM.1.g reviewed «quarterly».</w:t>
+        <w:t xml:space="preserve">HR-improvement action record from exit-interview findings.</w:t>
       </w:r>
     </w:p>
     <w:p>

--- a/policies/build/preview_hco/HCO.HRM.1_v2_preview.docx
+++ b/policies/build/preview_hco/HCO.HRM.1_v2_preview.docx
@@ -692,7 +692,7 @@
           <w:sz w:val="22"/>
           <w:szCs w:val="22"/>
         </w:rPr>
-        <w:t xml:space="preserve">It covers objective elements HRM.1.a–g (7 elements).</w:t>
+        <w:t xml:space="preserve">This policy covers all 7 requirements under this standard, listed in detail below.</w:t>
       </w:r>
     </w:p>
     <w:p>
@@ -716,7 +716,7 @@
           <w:sz w:val="22"/>
           <w:szCs w:val="22"/>
         </w:rPr>
-        <w:t xml:space="preserve">This policy owns HRM.1. Related AAC, COP, MOM, PRE, IPC, PSQ, ROM and FMS duties stay with those policies — cross-reference only. Other HRM standards stay with their own policies.</w:t>
+        <w:t xml:space="preserve">This policy covers human resource planning and governance specifically. Related duties — like patient assessment, clinical care, medication management, patient rights, infection control, quality and safety monitoring, hospital governance, or facility safety — are covered in the hospital's other policies, not repeated here. Other HRM standards stay with their own policies.</w:t>
       </w:r>
     </w:p>
     <w:p>
@@ -761,19 +761,19 @@
           <w:sz w:val="22"/>
           <w:szCs w:val="22"/>
         </w:rPr>
-        <w:t xml:space="preserve">It covers 7 objective elements (HRM.1.a, HRM.1.b, HRM.1.c, HRM.1.d, HRM.1.e, HRM.1.f, HRM.1.g).</w:t>
-      </w:r>
-    </w:p>
-    <w:p>
-      <w:pPr>
-        <w:spacing w:after="140"/>
-      </w:pPr>
-      <w:r>
-        <w:rPr>
-          <w:sz w:val="22"/>
-          <w:szCs w:val="22"/>
-        </w:rPr>
-        <w:t xml:space="preserve">Boundaries: do not overwrite HCO AAC, COP, MOM, PRE, IPC, PSQ, ROM or FMS policies. Spell out abbreviations on first use in training materials. OE counts/levels/asterisks stay with the official portal Standards PDF. Method notes come from the Guidebook Interpretation paragraphs (scanned PDF; no text layer, transcribed and verified against rendered page images — see policies/source/hco6_hrm_chapter_notes.md).</w:t>
+        <w:t xml:space="preserve">This policy covers all 7 requirements under this standard, listed in detail below.</w:t>
+      </w:r>
+    </w:p>
+    <w:p>
+      <w:pPr>
+        <w:spacing w:after="140"/>
+      </w:pPr>
+      <w:r>
+        <w:rPr>
+          <w:sz w:val="22"/>
+          <w:szCs w:val="22"/>
+        </w:rPr>
+        <w:t xml:space="preserve">This policy covers human resource planning and governance specifically. Related duties — like patient assessment, clinical care, medication management, patient rights, infection control, quality and safety monitoring, hospital governance, or facility safety — are covered in the hospital's other policies, not repeated here. Spell out abbreviations on first use in training materials. OE counts/levels/asterisks stay with the official portal Standards PDF. Method notes come from the Guidebook Interpretation paragraphs (scanned PDF; no text layer, transcribed and verified against rendered page images — see policies/source/hco6_hrm_chapter_notes.md).</w:t>
       </w:r>
     </w:p>
     <w:p>
